--- a/docs/package/03_Contracts/iNXT_BrokerVerse_Mutual_Non_Disclosure_Agreement.docx
+++ b/docs/package/03_Contracts/iNXT_BrokerVerse_Mutual_Non_Disclosure_Agreement.docx
@@ -789,7 +789,7 @@
             </w:rPr>
             <w:fldChar w:fldCharType="separate"/>
           </w:r>
-          <w:hyperlink w:anchor="__RefHeading___Toc29264_4049217194">
+          <w:hyperlink w:anchor="__RefHeading___Toc29264_3199679052">
             <w:r>
               <w:rPr>
                 <w:webHidden/>
@@ -824,7 +824,7 @@
             </w:tabs>
             <w:rPr/>
           </w:pPr>
-          <w:hyperlink w:anchor="__RefHeading___Toc29266_4049217194">
+          <w:hyperlink w:anchor="__RefHeading___Toc29266_3199679052">
             <w:r>
               <w:rPr>
                 <w:webHidden/>
@@ -853,7 +853,7 @@
             </w:tabs>
             <w:rPr/>
           </w:pPr>
-          <w:hyperlink w:anchor="__RefHeading___Toc29268_4049217194">
+          <w:hyperlink w:anchor="__RefHeading___Toc29268_3199679052">
             <w:r>
               <w:rPr>
                 <w:webHidden/>
@@ -875,7 +875,7 @@
             </w:tabs>
             <w:rPr/>
           </w:pPr>
-          <w:hyperlink w:anchor="__RefHeading___Toc29270_4049217194">
+          <w:hyperlink w:anchor="__RefHeading___Toc29270_3199679052">
             <w:r>
               <w:rPr>
                 <w:webHidden/>
@@ -897,7 +897,7 @@
             </w:tabs>
             <w:rPr/>
           </w:pPr>
-          <w:hyperlink w:anchor="__RefHeading___Toc29272_4049217194">
+          <w:hyperlink w:anchor="__RefHeading___Toc29272_3199679052">
             <w:r>
               <w:rPr>
                 <w:webHidden/>
@@ -919,7 +919,7 @@
             </w:tabs>
             <w:rPr/>
           </w:pPr>
-          <w:hyperlink w:anchor="__RefHeading___Toc29274_4049217194">
+          <w:hyperlink w:anchor="__RefHeading___Toc29274_3199679052">
             <w:r>
               <w:rPr>
                 <w:webHidden/>
@@ -941,7 +941,7 @@
             </w:tabs>
             <w:rPr/>
           </w:pPr>
-          <w:hyperlink w:anchor="__RefHeading___Toc29276_4049217194">
+          <w:hyperlink w:anchor="__RefHeading___Toc29276_3199679052">
             <w:r>
               <w:rPr>
                 <w:webHidden/>
@@ -963,7 +963,7 @@
             </w:tabs>
             <w:rPr/>
           </w:pPr>
-          <w:hyperlink w:anchor="__RefHeading___Toc29278_4049217194">
+          <w:hyperlink w:anchor="__RefHeading___Toc29278_3199679052">
             <w:r>
               <w:rPr>
                 <w:webHidden/>
@@ -985,7 +985,7 @@
             </w:tabs>
             <w:rPr/>
           </w:pPr>
-          <w:hyperlink w:anchor="__RefHeading___Toc29280_4049217194">
+          <w:hyperlink w:anchor="__RefHeading___Toc29280_3199679052">
             <w:r>
               <w:rPr>
                 <w:webHidden/>
@@ -1007,7 +1007,7 @@
             </w:tabs>
             <w:rPr/>
           </w:pPr>
-          <w:hyperlink w:anchor="__RefHeading___Toc29282_4049217194">
+          <w:hyperlink w:anchor="__RefHeading___Toc29282_3199679052">
             <w:r>
               <w:rPr>
                 <w:webHidden/>
@@ -1029,7 +1029,7 @@
             </w:tabs>
             <w:rPr/>
           </w:pPr>
-          <w:hyperlink w:anchor="__RefHeading___Toc29284_4049217194">
+          <w:hyperlink w:anchor="__RefHeading___Toc29284_3199679052">
             <w:r>
               <w:rPr>
                 <w:webHidden/>
@@ -1051,7 +1051,7 @@
             </w:tabs>
             <w:rPr/>
           </w:pPr>
-          <w:hyperlink w:anchor="__RefHeading___Toc29286_4049217194">
+          <w:hyperlink w:anchor="__RefHeading___Toc29286_3199679052">
             <w:r>
               <w:rPr>
                 <w:webHidden/>
@@ -1073,7 +1073,7 @@
             </w:tabs>
             <w:rPr/>
           </w:pPr>
-          <w:hyperlink w:anchor="__RefHeading___Toc29288_4049217194">
+          <w:hyperlink w:anchor="__RefHeading___Toc29288_3199679052">
             <w:r>
               <w:rPr>
                 <w:webHidden/>
@@ -1095,7 +1095,7 @@
             </w:tabs>
             <w:rPr/>
           </w:pPr>
-          <w:hyperlink w:anchor="__RefHeading___Toc29290_4049217194">
+          <w:hyperlink w:anchor="__RefHeading___Toc29290_3199679052">
             <w:r>
               <w:rPr>
                 <w:webHidden/>
@@ -1117,7 +1117,7 @@
             </w:tabs>
             <w:rPr/>
           </w:pPr>
-          <w:hyperlink w:anchor="__RefHeading___Toc29292_4049217194">
+          <w:hyperlink w:anchor="__RefHeading___Toc29292_3199679052">
             <w:r>
               <w:rPr>
                 <w:webHidden/>
@@ -1139,7 +1139,7 @@
             </w:tabs>
             <w:rPr/>
           </w:pPr>
-          <w:hyperlink w:anchor="__RefHeading___Toc29294_4049217194">
+          <w:hyperlink w:anchor="__RefHeading___Toc29294_3199679052">
             <w:r>
               <w:rPr>
                 <w:webHidden/>
@@ -1161,7 +1161,7 @@
             </w:tabs>
             <w:rPr/>
           </w:pPr>
-          <w:hyperlink w:anchor="__RefHeading___Toc29296_4049217194">
+          <w:hyperlink w:anchor="__RefHeading___Toc29296_3199679052">
             <w:r>
               <w:rPr>
                 <w:webHidden/>
@@ -1183,7 +1183,7 @@
             </w:tabs>
             <w:rPr/>
           </w:pPr>
-          <w:hyperlink w:anchor="__RefHeading___Toc29298_4049217194">
+          <w:hyperlink w:anchor="__RefHeading___Toc29298_3199679052">
             <w:r>
               <w:rPr>
                 <w:webHidden/>
@@ -1205,7 +1205,7 @@
             </w:tabs>
             <w:rPr/>
           </w:pPr>
-          <w:hyperlink w:anchor="__RefHeading___Toc29300_4049217194">
+          <w:hyperlink w:anchor="__RefHeading___Toc29300_3199679052">
             <w:r>
               <w:rPr>
                 <w:webHidden/>
@@ -1253,7 +1253,7 @@
       <w:r>
         <w:br w:type="page"/>
       </w:r>
-      <w:bookmarkStart w:id="0" w:name="__RefHeading___Toc29264_4049217194"/>
+      <w:bookmarkStart w:id="0" w:name="__RefHeading___Toc29264_3199679052"/>
       <w:bookmarkStart w:id="1" w:name="_Toc48319687"/>
       <w:bookmarkStart w:id="2" w:name="_Toc11824118"/>
       <w:bookmarkEnd w:id="0"/>
@@ -1898,7 +1898,7 @@
           <w:spacing w:val="0"/>
         </w:rPr>
       </w:pPr>
-      <w:bookmarkStart w:id="4" w:name="__RefHeading___Toc29266_4049217194"/>
+      <w:bookmarkStart w:id="4" w:name="__RefHeading___Toc29266_3199679052"/>
       <w:bookmarkStart w:id="5" w:name="_Toc233203388"/>
       <w:bookmarkEnd w:id="4"/>
       <w:r>
@@ -2727,7 +2727,7 @@
         <w:pageBreakBefore w:val="false"/>
         <w:rPr/>
       </w:pPr>
-      <w:bookmarkStart w:id="6" w:name="__RefHeading___Toc29268_4049217194"/>
+      <w:bookmarkStart w:id="6" w:name="__RefHeading___Toc29268_3199679052"/>
       <w:bookmarkEnd w:id="6"/>
       <w:r>
         <w:rPr>
@@ -2796,7 +2796,7 @@
         <w:pStyle w:val="Heading1"/>
         <w:rPr/>
       </w:pPr>
-      <w:bookmarkStart w:id="7" w:name="__RefHeading___Toc29270_4049217194"/>
+      <w:bookmarkStart w:id="7" w:name="__RefHeading___Toc29270_3199679052"/>
       <w:bookmarkEnd w:id="7"/>
       <w:r>
         <w:rPr>
@@ -2813,7 +2813,7 @@
         <w:pStyle w:val="Heading2"/>
         <w:rPr/>
       </w:pPr>
-      <w:bookmarkStart w:id="8" w:name="__RefHeading___Toc29272_4049217194"/>
+      <w:bookmarkStart w:id="8" w:name="__RefHeading___Toc29272_3199679052"/>
       <w:bookmarkEnd w:id="8"/>
       <w:r>
         <w:rPr>
@@ -3001,7 +3001,7 @@
         <w:pStyle w:val="Heading2"/>
         <w:rPr/>
       </w:pPr>
-      <w:bookmarkStart w:id="9" w:name="__RefHeading___Toc29274_4049217194"/>
+      <w:bookmarkStart w:id="9" w:name="__RefHeading___Toc29274_3199679052"/>
       <w:bookmarkEnd w:id="9"/>
       <w:r>
         <w:rPr>
@@ -3050,7 +3050,7 @@
         <w:pStyle w:val="Heading2"/>
         <w:rPr/>
       </w:pPr>
-      <w:bookmarkStart w:id="10" w:name="__RefHeading___Toc29276_4049217194"/>
+      <w:bookmarkStart w:id="10" w:name="__RefHeading___Toc29276_3199679052"/>
       <w:bookmarkEnd w:id="10"/>
       <w:r>
         <w:rPr>
@@ -3114,7 +3114,7 @@
         <w:pStyle w:val="Heading2"/>
         <w:rPr/>
       </w:pPr>
-      <w:bookmarkStart w:id="11" w:name="__RefHeading___Toc29278_4049217194"/>
+      <w:bookmarkStart w:id="11" w:name="__RefHeading___Toc29278_3199679052"/>
       <w:bookmarkEnd w:id="11"/>
       <w:r>
         <w:rPr>
@@ -3260,7 +3260,7 @@
         <w:pStyle w:val="Heading2"/>
         <w:rPr/>
       </w:pPr>
-      <w:bookmarkStart w:id="12" w:name="__RefHeading___Toc29280_4049217194"/>
+      <w:bookmarkStart w:id="12" w:name="__RefHeading___Toc29280_3199679052"/>
       <w:bookmarkEnd w:id="12"/>
       <w:r>
         <w:rPr>
@@ -3292,7 +3292,7 @@
         <w:pStyle w:val="Heading2"/>
         <w:rPr/>
       </w:pPr>
-      <w:bookmarkStart w:id="13" w:name="__RefHeading___Toc29282_4049217194"/>
+      <w:bookmarkStart w:id="13" w:name="__RefHeading___Toc29282_3199679052"/>
       <w:bookmarkEnd w:id="13"/>
       <w:r>
         <w:rPr>
@@ -3366,7 +3366,7 @@
         <w:pStyle w:val="Heading2"/>
         <w:rPr/>
       </w:pPr>
-      <w:bookmarkStart w:id="14" w:name="__RefHeading___Toc29284_4049217194"/>
+      <w:bookmarkStart w:id="14" w:name="__RefHeading___Toc29284_3199679052"/>
       <w:bookmarkEnd w:id="14"/>
       <w:r>
         <w:rPr>
@@ -3398,7 +3398,7 @@
         <w:pStyle w:val="Heading2"/>
         <w:rPr/>
       </w:pPr>
-      <w:bookmarkStart w:id="15" w:name="__RefHeading___Toc29286_4049217194"/>
+      <w:bookmarkStart w:id="15" w:name="__RefHeading___Toc29286_3199679052"/>
       <w:bookmarkEnd w:id="15"/>
       <w:r>
         <w:rPr>
@@ -3472,7 +3472,7 @@
         <w:pStyle w:val="Heading2"/>
         <w:rPr/>
       </w:pPr>
-      <w:bookmarkStart w:id="16" w:name="__RefHeading___Toc29288_4049217194"/>
+      <w:bookmarkStart w:id="16" w:name="__RefHeading___Toc29288_3199679052"/>
       <w:bookmarkEnd w:id="16"/>
       <w:r>
         <w:rPr>
@@ -3504,7 +3504,7 @@
         <w:pStyle w:val="Heading2"/>
         <w:rPr/>
       </w:pPr>
-      <w:bookmarkStart w:id="17" w:name="__RefHeading___Toc29290_4049217194"/>
+      <w:bookmarkStart w:id="17" w:name="__RefHeading___Toc29290_3199679052"/>
       <w:bookmarkEnd w:id="17"/>
       <w:r>
         <w:rPr>
@@ -3536,7 +3536,7 @@
         <w:pStyle w:val="Heading2"/>
         <w:rPr/>
       </w:pPr>
-      <w:bookmarkStart w:id="18" w:name="__RefHeading___Toc29292_4049217194"/>
+      <w:bookmarkStart w:id="18" w:name="__RefHeading___Toc29292_3199679052"/>
       <w:bookmarkEnd w:id="18"/>
       <w:r>
         <w:rPr>
@@ -3568,7 +3568,7 @@
         <w:pStyle w:val="Heading2"/>
         <w:rPr/>
       </w:pPr>
-      <w:bookmarkStart w:id="19" w:name="__RefHeading___Toc29294_4049217194"/>
+      <w:bookmarkStart w:id="19" w:name="__RefHeading___Toc29294_3199679052"/>
       <w:bookmarkEnd w:id="19"/>
       <w:r>
         <w:rPr>
@@ -3600,7 +3600,7 @@
         <w:pStyle w:val="Heading2"/>
         <w:rPr/>
       </w:pPr>
-      <w:bookmarkStart w:id="20" w:name="__RefHeading___Toc29296_4049217194"/>
+      <w:bookmarkStart w:id="20" w:name="__RefHeading___Toc29296_3199679052"/>
       <w:bookmarkEnd w:id="20"/>
       <w:r>
         <w:rPr>
@@ -3696,7 +3696,7 @@
         <w:pStyle w:val="Heading1"/>
         <w:rPr/>
       </w:pPr>
-      <w:bookmarkStart w:id="21" w:name="__RefHeading___Toc29298_4049217194"/>
+      <w:bookmarkStart w:id="21" w:name="__RefHeading___Toc29298_3199679052"/>
       <w:bookmarkEnd w:id="21"/>
       <w:r>
         <w:rPr>
@@ -4141,7 +4141,7 @@
       <w:r>
         <w:br w:type="page"/>
       </w:r>
-      <w:bookmarkStart w:id="22" w:name="__RefHeading___Toc29300_4049217194"/>
+      <w:bookmarkStart w:id="22" w:name="__RefHeading___Toc29300_3199679052"/>
       <w:bookmarkStart w:id="23" w:name="_Toc233203395"/>
       <w:bookmarkEnd w:id="22"/>
       <w:r>
